--- a/2026/05/daily/Daily-Summary-2026-05-04.docx
+++ b/2026/05/daily/Daily-Summary-2026-05-04.docx
@@ -388,7 +388,7 @@
         <w:pStyle w:val="ListBullet"/>
       </w:pPr>
       <w:r>
-        <w:t>2026-05-04_08-30.../2026-05-04_08-00-00_Monday Huddle.txt: One-on-one meeting transcript covering vendor knowledge transfer, AI agent design, and weekly priorities.</w:t>
+        <w:t>Source 1 (2026-05-04, 08:00-08:30): One-on-one meeting transcript covering vendor knowledge transfer, AI agent design, and weekly priorities.</w:t>
       </w:r>
     </w:p>
     <w:p>
@@ -396,7 +396,7 @@
         <w:pStyle w:val="ListBullet"/>
       </w:pPr>
       <w:r>
-        <w:t>2026-05-04_09-01.../2026-05-04_09-00-00_Solution Architecture Team Huddle.txt: Team standup transcript covering architecture reviews, project statuses, and process discussions.</w:t>
+        <w:t>Source 2 (2026-05-04, 09:00-09:25): Team standup transcript covering architecture reviews, project statuses, and process discussions.</w:t>
       </w:r>
     </w:p>
     <w:p>
@@ -404,7 +404,7 @@
         <w:pStyle w:val="ListBullet"/>
       </w:pPr>
       <w:r>
-        <w:t>2026-05-04_15-31.../2026-05-04_15-00-00_Peer review prep.txt: Solo work session transcript for solution design document preparation.</w:t>
+        <w:t>Source 3 (2026-05-04, 15:00-17:00): Solo work session transcript for solution design document preparation.</w:t>
       </w:r>
     </w:p>
     <w:sectPr>
